--- a/04_WIP/Drafts/Phenomenal Presence Theory (PPT) WIP.docx
+++ b/04_WIP/Drafts/Phenomenal Presence Theory (PPT) WIP.docx
@@ -325,7 +325,7 @@
           <w:rFonts w:ascii="Aptos" w:eastAsia="Helvetica" w:hAnsi="Aptos" w:cs="Helvetica"/>
         </w:rPr>
       </w:pPr>
-      <w:hyperlink r:id="rId6" w:history="1">
+      <w:hyperlink r:id="rId9" w:history="1">
         <w:r>
           <w:rPr>
             <w:rStyle w:val="Hyperlink0"/>
@@ -410,7 +410,7 @@
           <w:rFonts w:ascii="Aptos" w:eastAsia="Helvetica" w:hAnsi="Aptos" w:cs="Helvetica"/>
         </w:rPr>
       </w:pPr>
-      <w:hyperlink r:id="rId7" w:history="1">
+      <w:hyperlink r:id="rId10" w:history="1">
         <w:r>
           <w:rPr>
             <w:rStyle w:val="Hyperlink0"/>
@@ -493,89 +493,6 @@
         <w:spacing w:before="0" w:after="160" w:line="503" w:lineRule="exact"/>
         <w:rPr>
           <w:rFonts w:ascii="Aptos" w:eastAsia="Helvetica" w:hAnsi="Aptos" w:cs="Helvetica"/>
-        </w:rPr>
-      </w:pPr>
-      <w:r>
-        <w:rPr>
-          <w:rFonts w:ascii="Aptos" w:hAnsi="Aptos"/>
-          <w:lang w:val="fr-FR"/>
-        </w:rPr>
-        <w:t>June 2025</w:t>
-      </w:r>
-    </w:p>
-    <w:p>
-      <w:pPr>
-        <w:pStyle w:val="Default"/>
-        <w:tabs>
-          <w:tab w:val="left" w:pos="560"/>
-          <w:tab w:val="left" w:pos="1120"/>
-          <w:tab w:val="left" w:pos="1680"/>
-          <w:tab w:val="left" w:pos="2240"/>
-          <w:tab w:val="left" w:pos="2800"/>
-          <w:tab w:val="left" w:pos="3360"/>
-          <w:tab w:val="left" w:pos="3920"/>
-          <w:tab w:val="left" w:pos="4480"/>
-          <w:tab w:val="left" w:pos="5040"/>
-          <w:tab w:val="left" w:pos="5600"/>
-          <w:tab w:val="left" w:pos="6160"/>
-          <w:tab w:val="left" w:pos="6720"/>
-          <w:tab w:val="left" w:pos="6740"/>
-          <w:tab w:val="left" w:pos="6760"/>
-          <w:tab w:val="left" w:pos="6780"/>
-          <w:tab w:val="left" w:pos="6800"/>
-          <w:tab w:val="left" w:pos="6820"/>
-          <w:tab w:val="left" w:pos="6840"/>
-          <w:tab w:val="left" w:pos="6860"/>
-          <w:tab w:val="left" w:pos="6880"/>
-          <w:tab w:val="left" w:pos="6900"/>
-          <w:tab w:val="left" w:pos="6920"/>
-          <w:tab w:val="left" w:pos="6940"/>
-          <w:tab w:val="left" w:pos="6960"/>
-          <w:tab w:val="left" w:pos="6980"/>
-          <w:tab w:val="left" w:pos="7000"/>
-          <w:tab w:val="left" w:pos="7020"/>
-          <w:tab w:val="left" w:pos="7040"/>
-          <w:tab w:val="left" w:pos="7060"/>
-          <w:tab w:val="left" w:pos="7080"/>
-          <w:tab w:val="left" w:pos="7100"/>
-          <w:tab w:val="left" w:pos="7120"/>
-          <w:tab w:val="left" w:pos="7140"/>
-          <w:tab w:val="left" w:pos="7160"/>
-          <w:tab w:val="left" w:pos="7180"/>
-          <w:tab w:val="left" w:pos="7200"/>
-          <w:tab w:val="left" w:pos="7220"/>
-          <w:tab w:val="left" w:pos="7240"/>
-          <w:tab w:val="left" w:pos="7260"/>
-          <w:tab w:val="left" w:pos="7280"/>
-          <w:tab w:val="left" w:pos="7300"/>
-          <w:tab w:val="left" w:pos="7320"/>
-          <w:tab w:val="left" w:pos="7340"/>
-          <w:tab w:val="left" w:pos="7360"/>
-          <w:tab w:val="left" w:pos="7380"/>
-          <w:tab w:val="left" w:pos="7400"/>
-          <w:tab w:val="left" w:pos="7420"/>
-          <w:tab w:val="left" w:pos="7440"/>
-          <w:tab w:val="left" w:pos="7460"/>
-          <w:tab w:val="left" w:pos="7480"/>
-          <w:tab w:val="left" w:pos="7500"/>
-          <w:tab w:val="left" w:pos="7520"/>
-          <w:tab w:val="left" w:pos="7540"/>
-          <w:tab w:val="left" w:pos="7560"/>
-          <w:tab w:val="left" w:pos="7580"/>
-          <w:tab w:val="left" w:pos="7600"/>
-          <w:tab w:val="left" w:pos="7620"/>
-          <w:tab w:val="left" w:pos="7640"/>
-          <w:tab w:val="left" w:pos="7660"/>
-          <w:tab w:val="left" w:pos="7680"/>
-          <w:tab w:val="left" w:pos="7700"/>
-          <w:tab w:val="left" w:pos="7720"/>
-          <w:tab w:val="left" w:pos="7740"/>
-          <w:tab w:val="left" w:pos="7760"/>
-        </w:tabs>
-        <w:suppressAutoHyphens/>
-        <w:spacing w:before="0" w:after="160" w:line="503" w:lineRule="exact"/>
-        <w:rPr>
-          <w:rFonts w:ascii="Aptos" w:eastAsia="Helvetica" w:hAnsi="Aptos" w:cs="Helvetica"/>
           <w:b/>
           <w:bCs/>
         </w:rPr>
@@ -758,14 +675,14 @@
         <w:rPr>
           <w:rFonts w:ascii="Aptos" w:hAnsi="Aptos"/>
         </w:rPr>
-        <w:t xml:space="preserve">what it is like” to be aware — emerges when multiple lower-level cognitive and affective processes reach a critical threshold of global integration. Rather than treating consciousness as an inherent property of any single mechanism or as a mysterious add-on to computation, PPT models it as an emergent phenomenal presence field that arises only when perceptual processing, emotional valence, attentional focus, memory integration, predictive anticipation, and self-referential binding converge into a unified, self-sustaining state. This field generates the inner light of awareness, the vividness of qualia, the sense of presence, and the unmistakable first-person quality of experience. PPT explains why some brain states feel richly conscious while others (deep sleep, anesthesia, certain dissociative conditions, or minimal consciousness) lack this quality entirely, and it accounts for moment-to-moment variations in the intensity, clarity, and continuity of subjective experience across waking, dreaming, meditative, and pathological states. The framework generates testable predictions for neuroimaging, </w:t>
+        <w:t xml:space="preserve">what it is like” to be aware — emerges when multiple lower-level cognitive and affective processes reach a critical threshold of global integration. Rather than treating consciousness as an inherent property of any single mechanism or as a mysterious add-on to computation, PPT models it as an emergent phenomenal presence field that arises only when perceptual processing, emotional valence, attentional focus, memory integration, predictive anticipation, and self-referential binding converge into a unified, self-sustaining state. This field generates the inner light of awareness, the vividness of qualia, the sense of presence, and the unmistakable first-person quality of experience. PPT explains why some brain states feel richly conscious while others (deep sleep, anesthesia, certain dissociative conditions, or minimal consciousness) lack this quality entirely, and it accounts for moment-to-moment variations in the intensity, clarity, and continuity of subjective experience across waking, dreaming, meditative, and pathological states. The framework generates testable predictions for neuroimaging, altered-states research, developmental studies, and clinical interventions, offering a </w:t>
       </w:r>
       <w:r>
         <w:rPr>
           <w:rFonts w:ascii="Aptos" w:hAnsi="Aptos"/>
         </w:rPr>
         <w:lastRenderedPageBreak/>
-        <w:t>altered-states research, developmental studies, and clinical interventions, offering a precise, falsifiable account of how the brain produces the felt reality of consciousness from purely physical and computational processes.</w:t>
+        <w:t>precise, falsifiable account of how the brain produces the felt reality of consciousness from purely physical and computational processes.</w:t>
       </w:r>
     </w:p>
     <w:p>
@@ -1124,14 +1041,14 @@
         <w:rPr>
           <w:rFonts w:ascii="Aptos" w:hAnsi="Aptos"/>
         </w:rPr>
-        <w:t xml:space="preserve">PPT treats consciousness not as a mysterious add-on or a fundamental primitive, but as the natural outcome of sufficient systemic integration. It explains why some states feel richly conscious while others feel dim or absent, and it provides a mechanistic pathway for understanding variations in the clarity, intensity, continuity, and even the very existence of </w:t>
+        <w:t xml:space="preserve">PPT treats consciousness not as a mysterious add-on or a fundamental primitive, but as the natural outcome of sufficient systemic integration. It explains why some states feel richly conscious while others feel dim or absent, and it provides a mechanistic pathway for understanding variations in the clarity, intensity, continuity, and even the very existence of subjective experience across waking, dreaming, meditative, psychedelic, and pathological </w:t>
       </w:r>
       <w:r>
         <w:rPr>
           <w:rFonts w:ascii="Aptos" w:hAnsi="Aptos"/>
         </w:rPr>
         <w:lastRenderedPageBreak/>
-        <w:t>subjective experience across waking, dreaming, meditative, psychedelic, and pathological states. By positioning phenomenal presence as the highest-order emergent property of integrated brain activity, PPT completes the scientific account of how the mind produces not only intelligent behavior but the felt reality of being.</w:t>
+        <w:t>states. By positioning phenomenal presence as the highest-order emergent property of integrated brain activity, PPT completes the scientific account of how the mind produces not only intelligent behavior but the felt reality of being.</w:t>
       </w:r>
     </w:p>
     <w:p>
@@ -1845,7 +1762,6 @@
         <w:rPr>
           <w:rFonts w:ascii="Aptos" w:hAnsi="Aptos"/>
         </w:rPr>
-        <w:lastRenderedPageBreak/>
         <w:t xml:space="preserve">When the integration streams align at the coherence threshold, the phenomenal presence field emerges, transforming objective neural computation into the subjective </w:t>
       </w:r>
       <w:r>
@@ -1860,7 +1776,14 @@
         <w:rPr>
           <w:rFonts w:ascii="Aptos" w:hAnsi="Aptos"/>
         </w:rPr>
-        <w:t>inner light” of awareness. Below threshold, sophisticated processing can continue functionally but without the felt quality of experience.</w:t>
+        <w:t xml:space="preserve">inner light” </w:t>
+      </w:r>
+      <w:r>
+        <w:rPr>
+          <w:rFonts w:ascii="Aptos" w:hAnsi="Aptos"/>
+        </w:rPr>
+        <w:lastRenderedPageBreak/>
+        <w:t>of awareness. Below threshold, sophisticated processing can continue functionally but without the felt quality of experience.</w:t>
       </w:r>
     </w:p>
     <w:p>
@@ -2608,7 +2531,6 @@
           <w:b/>
           <w:bCs/>
         </w:rPr>
-        <w:lastRenderedPageBreak/>
         <w:t>3.4 Field Dissolution and Re-Emergence</w:t>
       </w:r>
     </w:p>
@@ -2691,21 +2613,8 @@
         <w:rPr>
           <w:rFonts w:ascii="Aptos" w:hAnsi="Aptos"/>
         </w:rPr>
-        <w:t xml:space="preserve">When integration falls below threshold (due to fatigue, distraction, anesthesia, deep sleep, or dissociation), the presence field collapses and subjective experience </w:t>
-      </w:r>
-      <w:proofErr w:type="gramStart"/>
-      <w:r>
-        <w:rPr>
-          <w:rFonts w:ascii="Aptos" w:hAnsi="Aptos"/>
-        </w:rPr>
-        <w:t>dims</w:t>
-      </w:r>
-      <w:proofErr w:type="gramEnd"/>
-      <w:r>
-        <w:rPr>
-          <w:rFonts w:ascii="Aptos" w:hAnsi="Aptos"/>
-        </w:rPr>
-        <w:t xml:space="preserve"> or disappears entirely. Re-emergence occurs when convergence is re-established, explaining the transitions between waking, dreaming, meditative absorption, and altered states of consciousness.</w:t>
+        <w:lastRenderedPageBreak/>
+        <w:t>When integration falls below threshold (due to fatigue, distraction, anesthesia, deep sleep, or dissociation), the presence field collapses and subjective experience dims or disappears entirely. Re-emergence occurs when convergence is re-established, explaining the transitions between waking, dreaming, meditative absorption, and altered states of consciousness.</w:t>
       </w:r>
     </w:p>
     <w:p>
@@ -3369,7 +3278,6 @@
         <w:rPr>
           <w:rFonts w:ascii="Aptos" w:hAnsi="Aptos"/>
         </w:rPr>
-        <w:lastRenderedPageBreak/>
         <w:t>Prediction: Conditions such as general anesthesia, deep non-REM sleep, or severe dissociation will show measurable drops below the coherence threshold, accompanied by reduced global integration and near-zero subjective reports of awareness.</w:t>
       </w:r>
     </w:p>
@@ -3454,6 +3362,7 @@
           <w:b/>
           <w:bCs/>
         </w:rPr>
+        <w:lastRenderedPageBreak/>
         <w:t>4.4 Therapeutic Restoration of Presence</w:t>
       </w:r>
     </w:p>
@@ -4114,7 +4023,6 @@
         <w:rPr>
           <w:rFonts w:ascii="Aptos" w:hAnsi="Aptos"/>
         </w:rPr>
-        <w:lastRenderedPageBreak/>
         <w:t>• Developing computational simulations of integration threshold dynamics and presence-field emergence.</w:t>
       </w:r>
     </w:p>
@@ -4197,6 +4105,7 @@
         <w:rPr>
           <w:rFonts w:ascii="Aptos" w:hAnsi="Aptos"/>
         </w:rPr>
+        <w:lastRenderedPageBreak/>
         <w:t>• High-density neuroimaging studies mapping the precise moment of threshold crossing in real time during waking, dreaming, and altered states.</w:t>
       </w:r>
     </w:p>
@@ -4795,7 +4704,7 @@
         </w:rPr>
         <w:t xml:space="preserve">, 150, 45–53. </w:t>
       </w:r>
-      <w:hyperlink r:id="rId8" w:history="1">
+      <w:hyperlink r:id="rId11" w:history="1">
         <w:r>
           <w:rPr>
             <w:rStyle w:val="Hyperlink0"/>
@@ -4900,7 +4809,7 @@
         </w:rPr>
         <w:t xml:space="preserve">. </w:t>
       </w:r>
-      <w:hyperlink r:id="rId9" w:history="1">
+      <w:hyperlink r:id="rId12" w:history="1">
         <w:r>
           <w:rPr>
             <w:rStyle w:val="Hyperlink0"/>
@@ -5006,7 +4915,7 @@
         </w:rPr>
         <w:t xml:space="preserve">, 70(2), 200–227. </w:t>
       </w:r>
-      <w:hyperlink r:id="rId10" w:history="1">
+      <w:hyperlink r:id="rId13" w:history="1">
         <w:r>
           <w:rPr>
             <w:rStyle w:val="Hyperlink0"/>
@@ -5111,7 +5020,7 @@
         </w:rPr>
         <w:t xml:space="preserve">, 11(2), 127–138. </w:t>
       </w:r>
-      <w:hyperlink r:id="rId11" w:history="1">
+      <w:hyperlink r:id="rId14" w:history="1">
         <w:r>
           <w:rPr>
             <w:rStyle w:val="Hyperlink0"/>
@@ -5230,7 +5139,7 @@
         </w:rPr>
         <w:t xml:space="preserve">, 17(5), 307–321. </w:t>
       </w:r>
-      <w:hyperlink r:id="rId12" w:history="1">
+      <w:hyperlink r:id="rId15" w:history="1">
         <w:r>
           <w:rPr>
             <w:rStyle w:val="Hyperlink0"/>
@@ -5358,7 +5267,7 @@
         </w:rPr>
         <w:t xml:space="preserve">, 105(5), 776–798. </w:t>
       </w:r>
-      <w:hyperlink r:id="rId13" w:history="1">
+      <w:hyperlink r:id="rId16" w:history="1">
         <w:r>
           <w:rPr>
             <w:rStyle w:val="Hyperlink0"/>
@@ -5463,7 +5372,7 @@
         </w:rPr>
         <w:t xml:space="preserve">, 17(11), 565–573. </w:t>
       </w:r>
-      <w:hyperlink r:id="rId14" w:history="1">
+      <w:hyperlink r:id="rId17" w:history="1">
         <w:r>
           <w:rPr>
             <w:rStyle w:val="Hyperlink0"/>
@@ -5576,7 +5485,7 @@
         </w:rPr>
         <w:t xml:space="preserve">, 17(7), 450–461. </w:t>
       </w:r>
-      <w:hyperlink r:id="rId15" w:history="1">
+      <w:hyperlink r:id="rId18" w:history="1">
         <w:r>
           <w:rPr>
             <w:rStyle w:val="Hyperlink0"/>
@@ -5587,8 +5496,8 @@
       </w:hyperlink>
     </w:p>
     <w:sectPr>
-      <w:headerReference w:type="default" r:id="rId16"/>
-      <w:footerReference w:type="default" r:id="rId17"/>
+      <w:headerReference w:type="default" r:id="rId19"/>
+      <w:footerReference w:type="default" r:id="rId20"/>
       <w:pgSz w:w="12240" w:h="15840"/>
       <w:pgMar w:top="1440" w:right="1440" w:bottom="1440" w:left="1440" w:header="720" w:footer="864" w:gutter="0"/>
       <w:cols w:space="720"/>
@@ -7187,6 +7096,26 @@
 </file>
 
 <file path=customXml/item1.xml><?xml version="1.0" encoding="utf-8"?>
+<p:properties xmlns:p="http://schemas.microsoft.com/office/2006/metadata/properties" xmlns:xsi="http://www.w3.org/2001/XMLSchema-instance" xmlns:pc="http://schemas.microsoft.com/office/infopath/2007/PartnerControls">
+  <documentManagement>
+    <TaxCatchAll xmlns="ce5264cd-2933-4f1d-9ccf-564f0c8f34c0" xsi:nil="true"/>
+    <lcf76f155ced4ddcb4097134ff3c332f xmlns="40915466-697b-4597-97a8-8ce3ba18083c">
+      <Terms xmlns="http://schemas.microsoft.com/office/infopath/2007/PartnerControls"/>
+    </lcf76f155ced4ddcb4097134ff3c332f>
+  </documentManagement>
+</p:properties>
+</file>
+
+<file path=customXml/item2.xml><?xml version="1.0" encoding="utf-8"?>
+<?mso-contentType ?>
+<FormTemplates xmlns="http://schemas.microsoft.com/sharepoint/v3/contenttype/forms">
+  <Display>DocumentLibraryForm</Display>
+  <Edit>DocumentLibraryForm</Edit>
+  <New>DocumentLibraryForm</New>
+</FormTemplates>
+</file>
+
+<file path=customXml/item3.xml><?xml version="1.0" encoding="utf-8"?>
 <ct:contentTypeSchema xmlns:ct="http://schemas.microsoft.com/office/2006/metadata/contentType" xmlns:ma="http://schemas.microsoft.com/office/2006/metadata/properties/metaAttributes" ct:_="" ma:_="" ma:contentTypeName="Document" ma:contentTypeID="0x010100CA19EDAD6CC8A44BADBF5390A7549DBA" ma:contentTypeVersion="11" ma:contentTypeDescription="Create a new document." ma:contentTypeScope="" ma:versionID="ab6f55c28e73582c465e71dd7b1e612b">
   <xsd:schema xmlns:xsd="http://www.w3.org/2001/XMLSchema" xmlns:xs="http://www.w3.org/2001/XMLSchema" xmlns:p="http://schemas.microsoft.com/office/2006/metadata/properties" xmlns:ns2="40915466-697b-4597-97a8-8ce3ba18083c" xmlns:ns3="ce5264cd-2933-4f1d-9ccf-564f0c8f34c0" targetNamespace="http://schemas.microsoft.com/office/2006/metadata/properties" ma:root="true" ma:fieldsID="9843b965ebdc657e2ca15c09c806933b" ns2:_="" ns3:_="">
     <xsd:import namespace="40915466-697b-4597-97a8-8ce3ba18083c"/>
@@ -7381,34 +7310,40 @@
 </ct:contentTypeSchema>
 </file>
 
-<file path=customXml/item2.xml><?xml version="1.0" encoding="utf-8"?>
-<?mso-contentType ?>
-<FormTemplates xmlns="http://schemas.microsoft.com/sharepoint/v3/contenttype/forms">
-  <Display>DocumentLibraryForm</Display>
-  <Edit>DocumentLibraryForm</Edit>
-  <New>DocumentLibraryForm</New>
-</FormTemplates>
-</file>
-
-<file path=customXml/item3.xml><?xml version="1.0" encoding="utf-8"?>
-<p:properties xmlns:p="http://schemas.microsoft.com/office/2006/metadata/properties" xmlns:xsi="http://www.w3.org/2001/XMLSchema-instance" xmlns:pc="http://schemas.microsoft.com/office/infopath/2007/PartnerControls">
-  <documentManagement>
-    <TaxCatchAll xmlns="ce5264cd-2933-4f1d-9ccf-564f0c8f34c0" xsi:nil="true"/>
-    <lcf76f155ced4ddcb4097134ff3c332f xmlns="40915466-697b-4597-97a8-8ce3ba18083c">
-      <Terms xmlns="http://schemas.microsoft.com/office/infopath/2007/PartnerControls"/>
-    </lcf76f155ced4ddcb4097134ff3c332f>
-  </documentManagement>
-</p:properties>
-</file>
-
 <file path=customXml/itemProps1.xml><?xml version="1.0" encoding="utf-8"?>
-<ds:datastoreItem xmlns:ds="http://schemas.openxmlformats.org/officeDocument/2006/customXml" ds:itemID="{EF40D648-CD2D-4174-86DD-96D5F8EFDFEF}"/>
+<ds:datastoreItem xmlns:ds="http://schemas.openxmlformats.org/officeDocument/2006/customXml" ds:itemID="{DF4568DE-34E3-477F-88C8-76DBDCFE9202}">
+  <ds:schemaRefs>
+    <ds:schemaRef ds:uri="http://schemas.microsoft.com/office/2006/metadata/properties"/>
+    <ds:schemaRef ds:uri="http://schemas.microsoft.com/office/infopath/2007/PartnerControls"/>
+    <ds:schemaRef ds:uri="ce5264cd-2933-4f1d-9ccf-564f0c8f34c0"/>
+    <ds:schemaRef ds:uri="40915466-697b-4597-97a8-8ce3ba18083c"/>
+  </ds:schemaRefs>
+</ds:datastoreItem>
 </file>
 
 <file path=customXml/itemProps2.xml><?xml version="1.0" encoding="utf-8"?>
-<ds:datastoreItem xmlns:ds="http://schemas.openxmlformats.org/officeDocument/2006/customXml" ds:itemID="{5AEA9797-35B1-4FB5-B576-04C049B49D30}"/>
+<ds:datastoreItem xmlns:ds="http://schemas.openxmlformats.org/officeDocument/2006/customXml" ds:itemID="{5AEA9797-35B1-4FB5-B576-04C049B49D30}">
+  <ds:schemaRefs>
+    <ds:schemaRef ds:uri="http://schemas.microsoft.com/sharepoint/v3/contenttype/forms"/>
+  </ds:schemaRefs>
+</ds:datastoreItem>
 </file>
 
 <file path=customXml/itemProps3.xml><?xml version="1.0" encoding="utf-8"?>
-<ds:datastoreItem xmlns:ds="http://schemas.openxmlformats.org/officeDocument/2006/customXml" ds:itemID="{DF4568DE-34E3-477F-88C8-76DBDCFE9202}"/>
+<ds:datastoreItem xmlns:ds="http://schemas.openxmlformats.org/officeDocument/2006/customXml" ds:itemID="{EF40D648-CD2D-4174-86DD-96D5F8EFDFEF}">
+  <ds:schemaRefs>
+    <ds:schemaRef ds:uri="http://schemas.microsoft.com/office/2006/metadata/contentType"/>
+    <ds:schemaRef ds:uri="http://schemas.microsoft.com/office/2006/metadata/properties/metaAttributes"/>
+    <ds:schemaRef ds:uri="http://www.w3.org/2001/XMLSchema"/>
+    <ds:schemaRef ds:uri="http://schemas.microsoft.com/office/2006/metadata/properties"/>
+    <ds:schemaRef ds:uri="40915466-697b-4597-97a8-8ce3ba18083c"/>
+    <ds:schemaRef ds:uri="ce5264cd-2933-4f1d-9ccf-564f0c8f34c0"/>
+    <ds:schemaRef ds:uri="http://schemas.microsoft.com/office/2006/documentManagement/types"/>
+    <ds:schemaRef ds:uri="http://schemas.microsoft.com/office/infopath/2007/PartnerControls"/>
+    <ds:schemaRef ds:uri="http://schemas.openxmlformats.org/package/2006/metadata/core-properties"/>
+    <ds:schemaRef ds:uri="http://purl.org/dc/elements/1.1/"/>
+    <ds:schemaRef ds:uri="http://purl.org/dc/terms/"/>
+    <ds:schemaRef ds:uri="http://schemas.microsoft.com/internal/obd"/>
+  </ds:schemaRefs>
+</ds:datastoreItem>
 </file>